--- a/output/hmb/ALP-EPC-00000-PR-HMB-0001.docx
+++ b/output/hmb/ALP-EPC-00000-PR-HMB-0001.docx
@@ -135,7 +135,7 @@
               <w:rPr>
                 <w:sz w:val="16"/>
               </w:rPr>
-              <w:t>Rev A - IFR, draft (not issued)</w:t>
+              <w:t>Rev A - IFR, issued 2026-12-14</w:t>
             </w:r>
           </w:p>
         </w:tc>
@@ -288,6 +288,262 @@
                 <w:sz w:val="16"/>
               </w:rPr>
               <w:t>requirement:ER-03.02, requirement:ER-04.06</w:t>
+            </w:r>
+          </w:p>
+        </w:tc>
+      </w:tr>
+    </w:tbl>
+    <w:p>
+      <w:pPr>
+        <w:spacing w:after="40"/>
+      </w:pPr>
+    </w:p>
+    <w:tbl>
+      <w:tblPr>
+        <w:tblStyle w:val="TableGrid"/>
+        <w:tblW w:type="auto" w:w="0"/>
+        <w:tblLayout w:type="fixed"/>
+        <w:tblLook w:firstColumn="1" w:firstRow="1" w:lastColumn="0" w:lastRow="0" w:noHBand="0" w:noVBand="1" w:val="04A0"/>
+      </w:tblPr>
+      <w:tblGrid>
+        <w:gridCol w:w="567"/>
+        <w:gridCol w:w="793"/>
+        <w:gridCol w:w="1134"/>
+        <w:gridCol w:w="3968"/>
+        <w:gridCol w:w="1134"/>
+        <w:gridCol w:w="1134"/>
+        <w:gridCol w:w="1134"/>
+      </w:tblGrid>
+      <w:tr>
+        <w:trPr>
+          <w:tblHeader w:val="true"/>
+        </w:trPr>
+        <w:tc>
+          <w:tcPr>
+            <w:tcW w:type="dxa" w:w="567"/>
+            <w:shd w:val="clear" w:color="auto" w:fill="1F3864"/>
+          </w:tcPr>
+          <w:p>
+            <w:r>
+              <w:rPr>
+                <w:b/>
+                <w:color w:val="FFFFFF"/>
+                <w:sz w:val="14"/>
+              </w:rPr>
+              <w:t>Rev</w:t>
+            </w:r>
+          </w:p>
+        </w:tc>
+        <w:tc>
+          <w:tcPr>
+            <w:tcW w:type="dxa" w:w="794"/>
+            <w:shd w:val="clear" w:color="auto" w:fill="1F3864"/>
+          </w:tcPr>
+          <w:p>
+            <w:r>
+              <w:rPr>
+                <w:b/>
+                <w:color w:val="FFFFFF"/>
+                <w:sz w:val="14"/>
+              </w:rPr>
+              <w:t>Purpose</w:t>
+            </w:r>
+          </w:p>
+        </w:tc>
+        <w:tc>
+          <w:tcPr>
+            <w:tcW w:type="dxa" w:w="1134"/>
+            <w:shd w:val="clear" w:color="auto" w:fill="1F3864"/>
+          </w:tcPr>
+          <w:p>
+            <w:r>
+              <w:rPr>
+                <w:b/>
+                <w:color w:val="FFFFFF"/>
+                <w:sz w:val="14"/>
+              </w:rPr>
+              <w:t>Date</w:t>
+            </w:r>
+          </w:p>
+        </w:tc>
+        <w:tc>
+          <w:tcPr>
+            <w:tcW w:type="dxa" w:w="3969"/>
+            <w:shd w:val="clear" w:color="auto" w:fill="1F3864"/>
+          </w:tcPr>
+          <w:p>
+            <w:r>
+              <w:rPr>
+                <w:b/>
+                <w:color w:val="FFFFFF"/>
+                <w:sz w:val="14"/>
+              </w:rPr>
+              <w:t>Description</w:t>
+            </w:r>
+          </w:p>
+        </w:tc>
+        <w:tc>
+          <w:tcPr>
+            <w:tcW w:type="dxa" w:w="1134"/>
+            <w:shd w:val="clear" w:color="auto" w:fill="1F3864"/>
+          </w:tcPr>
+          <w:p>
+            <w:r>
+              <w:rPr>
+                <w:b/>
+                <w:color w:val="FFFFFF"/>
+                <w:sz w:val="14"/>
+              </w:rPr>
+              <w:t>Prepared</w:t>
+            </w:r>
+          </w:p>
+        </w:tc>
+        <w:tc>
+          <w:tcPr>
+            <w:tcW w:type="dxa" w:w="1134"/>
+            <w:shd w:val="clear" w:color="auto" w:fill="1F3864"/>
+          </w:tcPr>
+          <w:p>
+            <w:r>
+              <w:rPr>
+                <w:b/>
+                <w:color w:val="FFFFFF"/>
+                <w:sz w:val="14"/>
+              </w:rPr>
+              <w:t>Checked</w:t>
+            </w:r>
+          </w:p>
+        </w:tc>
+        <w:tc>
+          <w:tcPr>
+            <w:tcW w:type="dxa" w:w="1134"/>
+            <w:shd w:val="clear" w:color="auto" w:fill="1F3864"/>
+          </w:tcPr>
+          <w:p>
+            <w:r>
+              <w:rPr>
+                <w:b/>
+                <w:color w:val="FFFFFF"/>
+                <w:sz w:val="14"/>
+              </w:rPr>
+              <w:t>Approved</w:t>
+            </w:r>
+          </w:p>
+        </w:tc>
+      </w:tr>
+      <w:tr>
+        <w:trPr>
+          <w:cantSplit w:val="true"/>
+        </w:trPr>
+        <w:tc>
+          <w:tcPr>
+            <w:tcW w:type="dxa" w:w="567"/>
+          </w:tcPr>
+          <w:p>
+            <w:pPr>
+              <w:spacing w:after="0"/>
+            </w:pPr>
+            <w:r>
+              <w:rPr>
+                <w:sz w:val="14"/>
+              </w:rPr>
+              <w:t>A</w:t>
+            </w:r>
+          </w:p>
+        </w:tc>
+        <w:tc>
+          <w:tcPr>
+            <w:tcW w:type="dxa" w:w="794"/>
+          </w:tcPr>
+          <w:p>
+            <w:pPr>
+              <w:spacing w:after="0"/>
+            </w:pPr>
+            <w:r>
+              <w:rPr>
+                <w:sz w:val="14"/>
+              </w:rPr>
+              <w:t>IFR</w:t>
+            </w:r>
+          </w:p>
+        </w:tc>
+        <w:tc>
+          <w:tcPr>
+            <w:tcW w:type="dxa" w:w="1134"/>
+          </w:tcPr>
+          <w:p>
+            <w:pPr>
+              <w:spacing w:after="0"/>
+            </w:pPr>
+            <w:r>
+              <w:rPr>
+                <w:sz w:val="14"/>
+              </w:rPr>
+              <w:t>2026-12-14</w:t>
+            </w:r>
+          </w:p>
+        </w:tc>
+        <w:tc>
+          <w:tcPr>
+            <w:tcW w:type="dxa" w:w="3969"/>
+          </w:tcPr>
+          <w:p>
+            <w:pPr>
+              <w:spacing w:after="0"/>
+            </w:pPr>
+            <w:r>
+              <w:rPr>
+                <w:sz w:val="14"/>
+              </w:rPr>
+              <w:t>First issue for Owner approval (CW rise open, TQ-IEC-026)</w:t>
+            </w:r>
+          </w:p>
+        </w:tc>
+        <w:tc>
+          <w:tcPr>
+            <w:tcW w:type="dxa" w:w="1134"/>
+          </w:tcPr>
+          <w:p>
+            <w:pPr>
+              <w:spacing w:after="0"/>
+            </w:pPr>
+            <w:r>
+              <w:rPr>
+                <w:sz w:val="14"/>
+              </w:rPr>
+              <w:t>EPCE</w:t>
+            </w:r>
+          </w:p>
+        </w:tc>
+        <w:tc>
+          <w:tcPr>
+            <w:tcW w:type="dxa" w:w="1134"/>
+          </w:tcPr>
+          <w:p>
+            <w:pPr>
+              <w:spacing w:after="0"/>
+            </w:pPr>
+            <w:r>
+              <w:rPr>
+                <w:sz w:val="14"/>
+              </w:rPr>
+              <w:t>EPC process lead</w:t>
+            </w:r>
+          </w:p>
+        </w:tc>
+        <w:tc>
+          <w:tcPr>
+            <w:tcW w:type="dxa" w:w="1134"/>
+          </w:tcPr>
+          <w:p>
+            <w:pPr>
+              <w:spacing w:after="0"/>
+            </w:pPr>
+            <w:r>
+              <w:rPr>
+                <w:sz w:val="14"/>
+              </w:rPr>
+              <w:t>EPC engineering manager</w:t>
             </w:r>
           </w:p>
         </w:tc>
@@ -3319,7 +3575,7 @@
               <w:rPr>
                 <w:sz w:val="14"/>
               </w:rPr>
-              <w:t>INFO</w:t>
+              <w:t>WARN</w:t>
             </w:r>
           </w:p>
         </w:tc>
@@ -3335,7 +3591,7 @@
               <w:rPr>
                 <w:sz w:val="14"/>
               </w:rPr>
-              <w:t>net export 662.8 MW vs DP-OWNR-0051 connection capacity 640 MW (this case); capability above the capacity, export limited: 640 MW net at the 380 kV revenue meters (TQ-027, TP-E1)</w:t>
+              <w:t>CW temperature rise 7.20 K vs DP-CASE-0015 &lt;= 7.0 K (Condenser cooling water temperature rise)</w:t>
             </w:r>
           </w:p>
         </w:tc>
@@ -3356,7 +3612,7 @@
               <w:rPr>
                 <w:sz w:val="14"/>
               </w:rPr>
-              <w:t>SRC-LDO-100</w:t>
+              <w:t>MIN-NG-100</w:t>
             </w:r>
           </w:p>
         </w:tc>
@@ -3372,7 +3628,7 @@
               <w:rPr>
                 <w:sz w:val="14"/>
               </w:rPr>
-              <w:t>OK</w:t>
+              <w:t>INFO</w:t>
             </w:r>
           </w:p>
         </w:tc>
@@ -3388,7 +3644,7 @@
               <w:rPr>
                 <w:sz w:val="14"/>
               </w:rPr>
-              <w:t>guarantee cover: at IG-09/IG-10 limits and this HMB's auxiliaries the net plant is 560.9 MW / 6,139 kJ/kWh vs Owner PG-15 560 MW / PG-16 6,150 kJ/kWh</w:t>
+              <w:t>net export 662.8 MW vs DP-OWNR-0051 connection capacity 640 MW (this case); capability above the capacity, export limited: 640 MW net at the 380 kV revenue meters (TQ-027, TP-E1)</w:t>
             </w:r>
           </w:p>
         </w:tc>
@@ -3409,7 +3665,7 @@
               <w:rPr>
                 <w:sz w:val="14"/>
               </w:rPr>
-              <w:t>SRC-NG-100</w:t>
+              <w:t>SRC-LDO-100</w:t>
             </w:r>
           </w:p>
         </w:tc>
@@ -3441,7 +3697,113 @@
               <w:rPr>
                 <w:sz w:val="14"/>
               </w:rPr>
+              <w:t>guarantee cover: at IG-09/IG-10 limits and this HMB's auxiliaries the net plant is 560.9 MW / 6,139 kJ/kWh vs Owner PG-15 560 MW / PG-16 6,150 kJ/kWh</w:t>
+            </w:r>
+          </w:p>
+        </w:tc>
+      </w:tr>
+      <w:tr>
+        <w:trPr>
+          <w:cantSplit w:val="true"/>
+        </w:trPr>
+        <w:tc>
+          <w:tcPr>
+            <w:tcW w:type="dxa" w:w="1474"/>
+          </w:tcPr>
+          <w:p>
+            <w:pPr>
+              <w:spacing w:after="0"/>
+            </w:pPr>
+            <w:r>
+              <w:rPr>
+                <w:sz w:val="14"/>
+              </w:rPr>
+              <w:t>SRC-NG-100</w:t>
+            </w:r>
+          </w:p>
+        </w:tc>
+        <w:tc>
+          <w:tcPr>
+            <w:tcW w:type="dxa" w:w="794"/>
+          </w:tcPr>
+          <w:p>
+            <w:pPr>
+              <w:spacing w:after="0"/>
+            </w:pPr>
+            <w:r>
+              <w:rPr>
+                <w:sz w:val="14"/>
+              </w:rPr>
+              <w:t>OK</w:t>
+            </w:r>
+          </w:p>
+        </w:tc>
+        <w:tc>
+          <w:tcPr>
+            <w:tcW w:type="dxa" w:w="7143"/>
+          </w:tcPr>
+          <w:p>
+            <w:pPr>
+              <w:spacing w:after="0"/>
+            </w:pPr>
+            <w:r>
+              <w:rPr>
+                <w:sz w:val="14"/>
+              </w:rPr>
               <w:t>guarantee cover: at IG-01/IG-02 limits and this HMB's auxiliaries the net plant is 603.2 MW / 5,847 kJ/kWh vs Owner PG-01 600 MW / PG-02 5,860 kJ/kWh</w:t>
+            </w:r>
+          </w:p>
+        </w:tc>
+      </w:tr>
+      <w:tr>
+        <w:trPr>
+          <w:cantSplit w:val="true"/>
+        </w:trPr>
+        <w:tc>
+          <w:tcPr>
+            <w:tcW w:type="dxa" w:w="1474"/>
+          </w:tcPr>
+          <w:p>
+            <w:pPr>
+              <w:spacing w:after="0"/>
+            </w:pPr>
+            <w:r>
+              <w:rPr>
+                <w:sz w:val="14"/>
+              </w:rPr>
+              <w:t>WIN-NG-100</w:t>
+            </w:r>
+          </w:p>
+        </w:tc>
+        <w:tc>
+          <w:tcPr>
+            <w:tcW w:type="dxa" w:w="794"/>
+          </w:tcPr>
+          <w:p>
+            <w:pPr>
+              <w:spacing w:after="0"/>
+            </w:pPr>
+            <w:r>
+              <w:rPr>
+                <w:sz w:val="14"/>
+              </w:rPr>
+              <w:t>WARN</w:t>
+            </w:r>
+          </w:p>
+        </w:tc>
+        <w:tc>
+          <w:tcPr>
+            <w:tcW w:type="dxa" w:w="7143"/>
+          </w:tcPr>
+          <w:p>
+            <w:pPr>
+              <w:spacing w:after="0"/>
+            </w:pPr>
+            <w:r>
+              <w:rPr>
+                <w:sz w:val="14"/>
+              </w:rPr>
+              <w:t>CW temperature rise 7.28 K vs DP-CASE-0015 &lt;= 7.0 K (Condenser cooling water temperature rise)</w:t>
             </w:r>
           </w:p>
         </w:tc>
@@ -5183,7 +5545,7 @@
       <w:rPr>
         <w:sz w:val="14"/>
       </w:rPr>
-      <w:t>engine hmb v1.2.0 | data 015d1cd1c6fdda54 | generated 2026-09-29 - generated from the project database; do not edit</w:t>
+      <w:t>engine hmb v1.2.0 | data 6b60fce553593bf5 | generated 2026-09-29 - generated from the project database; do not edit</w:t>
     </w:r>
   </w:p>
 </w:ftr>
